--- a/public/templates/dir-8.docx
+++ b/public/templates/dir-8.docx
@@ -263,7 +263,7 @@
         <w:rPr>
           <w:rFonts w:cstheme="minorHAnsi"/>
         </w:rPr>
-        <w:t xml:space="preserve">son of </w:t>
+        <w:t xml:space="preserve">{RELATION_OF} </w:t>
       </w:r>
       <w:r>
         <w:rPr>
@@ -562,7 +562,7 @@
                 <w:szCs w:val="22"/>
                 <w:highlight w:val="yellow"/>
               </w:rPr>
-              <w:t xml:space="preserve">{PRIOR_DIR_COMPANY}</w:t>
+              <w:t xml:space="preserve">{#PRIOR_DIRECTORSHIPS}{PRIOR_DIR_COMPANY}</w:t>
             </w:r>
           </w:p>
         </w:tc>
@@ -663,7 +663,7 @@
                 <w:rFonts w:cstheme="minorHAnsi"/>
                 <w:highlight w:val="yellow"/>
               </w:rPr>
-              <w:t xml:space="preserve">{PRIOR_DIR_TO}</w:t>
+              <w:t xml:space="preserve">{PRIOR_DIR_TO}{/PRIOR_DIRECTORSHIPS}</w:t>
             </w:r>
           </w:p>
         </w:tc>
